--- a/public/templates/compiled/forms/A-008-RiskAssessmentReport-FORM.docx
+++ b/public/templates/compiled/forms/A-008-RiskAssessmentReport-FORM.docx
@@ -156,7 +156,7 @@
                 <w:sz w:val="24"/>
                 <w:szCs w:val="24"/>
               </w:rPr>
-              <w:t xml:space="preserve">[name the public-safety systems in scope: CAD, ESInet/NGCS, radio, ALI/GIS, recording, network]</w:t>
+              <w:t xml:space="preserve">{systemsInScope}</w:t>
             </w:r>
           </w:p>
           <w:p>
@@ -584,7 +584,7 @@
           <w:sz w:val="24"/>
           <w:szCs w:val="24"/>
         </w:rPr>
-        <w:t xml:space="preserve">Methods used: [interviews, configuration and vulnerability scans, document review, tabletop walk-through, site inspection].</w:t>
+        <w:t xml:space="preserve">Methods used: interviews, configuration and vulnerability scans, document review, tabletop walk-through, site inspection.</w:t>
       </w:r>
     </w:p>
     <w:p>

--- a/public/templates/compiled/forms/A-008-RiskAssessmentReport-FORM.docx
+++ b/public/templates/compiled/forms/A-008-RiskAssessmentReport-FORM.docx
@@ -54,6 +54,9 @@
         <w:gridCol w:w="9360"/>
       </w:tblGrid>
       <w:tr>
+        <w:trPr>
+          <w:cantSplit/>
+        </w:trPr>
         <w:tc>
           <w:tcPr>
             <w:tcW w:type="dxa" w:w="9360"/>
@@ -318,6 +321,9 @@
         <w:gridCol w:w="9360"/>
       </w:tblGrid>
       <w:tr>
+        <w:trPr>
+          <w:cantSplit/>
+        </w:trPr>
         <w:tc>
           <w:tcPr>
             <w:tcW w:type="dxa" w:w="9360"/>
@@ -485,17 +491,9 @@
     </w:tbl>
     <w:p>
       <w:pPr>
-        <w:spacing w:after="100" w:before="220"/>
+        <w:pStyle w:val="Heading2"/>
       </w:pPr>
       <w:r>
-        <w:rPr>
-          <w:rFonts w:ascii="Aptos" w:cs="Aptos" w:eastAsia="Aptos" w:hAnsi="Aptos"/>
-          <w:b/>
-          <w:bCs/>
-          <w:color w:val="1B3A5C"/>
-          <w:sz w:val="26"/>
-          <w:szCs w:val="26"/>
-        </w:rPr>
         <w:t xml:space="preserve">1. Executive Summary</w:t>
       </w:r>
     </w:p>
@@ -537,17 +535,9 @@
     </w:p>
     <w:p>
       <w:pPr>
-        <w:spacing w:after="100" w:before="220"/>
+        <w:pStyle w:val="Heading2"/>
       </w:pPr>
       <w:r>
-        <w:rPr>
-          <w:rFonts w:ascii="Aptos" w:cs="Aptos" w:eastAsia="Aptos" w:hAnsi="Aptos"/>
-          <w:b/>
-          <w:bCs/>
-          <w:color w:val="1B3A5C"/>
-          <w:sz w:val="26"/>
-          <w:szCs w:val="26"/>
-        </w:rPr>
         <w:t xml:space="preserve">2. Methodology</w:t>
       </w:r>
     </w:p>
@@ -625,17 +615,9 @@
     </w:p>
     <w:p>
       <w:pPr>
-        <w:spacing w:after="100" w:before="220"/>
+        <w:pStyle w:val="Heading2"/>
       </w:pPr>
       <w:r>
-        <w:rPr>
-          <w:rFonts w:ascii="Aptos" w:cs="Aptos" w:eastAsia="Aptos" w:hAnsi="Aptos"/>
-          <w:b/>
-          <w:bCs/>
-          <w:color w:val="1B3A5C"/>
-          <w:sz w:val="26"/>
-          <w:szCs w:val="26"/>
-        </w:rPr>
         <w:t xml:space="preserve">3. Threats and Failure Modes Considered</w:t>
       </w:r>
     </w:p>
@@ -675,6 +657,7 @@
       </w:tblGrid>
       <w:tr>
         <w:trPr>
+          <w:cantSplit/>
           <w:tblHeader/>
         </w:trPr>
         <w:tc>
@@ -741,6 +724,9 @@
         </w:tc>
       </w:tr>
       <w:tr>
+        <w:trPr>
+          <w:cantSplit/>
+        </w:trPr>
         <w:tc>
           <w:tcPr>
             <w:tcW w:type="dxa" w:w="3000"/>
@@ -807,6 +793,9 @@
         </w:tc>
       </w:tr>
       <w:tr>
+        <w:trPr>
+          <w:cantSplit/>
+        </w:trPr>
         <w:tc>
           <w:tcPr>
             <w:tcW w:type="dxa" w:w="3000"/>
@@ -873,6 +862,9 @@
         </w:tc>
       </w:tr>
       <w:tr>
+        <w:trPr>
+          <w:cantSplit/>
+        </w:trPr>
         <w:tc>
           <w:tcPr>
             <w:tcW w:type="dxa" w:w="3000"/>
@@ -939,6 +931,9 @@
         </w:tc>
       </w:tr>
       <w:tr>
+        <w:trPr>
+          <w:cantSplit/>
+        </w:trPr>
         <w:tc>
           <w:tcPr>
             <w:tcW w:type="dxa" w:w="3000"/>
@@ -1007,17 +1002,9 @@
     </w:tbl>
     <w:p>
       <w:pPr>
-        <w:spacing w:after="100" w:before="220"/>
+        <w:pStyle w:val="Heading2"/>
       </w:pPr>
       <w:r>
-        <w:rPr>
-          <w:rFonts w:ascii="Aptos" w:cs="Aptos" w:eastAsia="Aptos" w:hAnsi="Aptos"/>
-          <w:b/>
-          <w:bCs/>
-          <w:color w:val="1B3A5C"/>
-          <w:sz w:val="26"/>
-          <w:szCs w:val="26"/>
-        </w:rPr>
         <w:t xml:space="preserve">4. Findings</w:t>
       </w:r>
     </w:p>
@@ -1062,6 +1049,7 @@
       </w:tblGrid>
       <w:tr>
         <w:trPr>
+          <w:cantSplit/>
           <w:tblHeader/>
         </w:trPr>
         <w:tc>
@@ -1283,6 +1271,9 @@
         </w:tc>
       </w:tr>
       <w:tr>
+        <w:trPr>
+          <w:cantSplit/>
+        </w:trPr>
         <w:tc>
           <w:tcPr>
             <w:tcW w:type="dxa" w:w="800"/>
@@ -1509,6 +1500,9 @@
         </w:tc>
       </w:tr>
       <w:tr>
+        <w:trPr>
+          <w:cantSplit/>
+        </w:trPr>
         <w:tc>
           <w:tcPr>
             <w:tcW w:type="dxa" w:w="800"/>
@@ -1735,6 +1729,9 @@
         </w:tc>
       </w:tr>
       <w:tr>
+        <w:trPr>
+          <w:cantSplit/>
+        </w:trPr>
         <w:tc>
           <w:tcPr>
             <w:tcW w:type="dxa" w:w="800"/>
@@ -1963,17 +1960,9 @@
     </w:tbl>
     <w:p>
       <w:pPr>
-        <w:spacing w:after="100" w:before="220"/>
+        <w:pStyle w:val="Heading2"/>
       </w:pPr>
       <w:r>
-        <w:rPr>
-          <w:rFonts w:ascii="Aptos" w:cs="Aptos" w:eastAsia="Aptos" w:hAnsi="Aptos"/>
-          <w:b/>
-          <w:bCs/>
-          <w:color w:val="1B3A5C"/>
-          <w:sz w:val="26"/>
-          <w:szCs w:val="26"/>
-        </w:rPr>
         <w:t xml:space="preserve">5. Prioritization and Handoff</w:t>
       </w:r>
     </w:p>
@@ -2033,17 +2022,9 @@
     </w:p>
     <w:p>
       <w:pPr>
-        <w:spacing w:after="100" w:before="220"/>
+        <w:pStyle w:val="Heading2"/>
       </w:pPr>
       <w:r>
-        <w:rPr>
-          <w:rFonts w:ascii="Aptos" w:cs="Aptos" w:eastAsia="Aptos" w:hAnsi="Aptos"/>
-          <w:b/>
-          <w:bCs/>
-          <w:color w:val="1B3A5C"/>
-          <w:sz w:val="26"/>
-          <w:szCs w:val="26"/>
-        </w:rPr>
         <w:t xml:space="preserve">Profile Scaling Notes</w:t>
       </w:r>
     </w:p>
@@ -2083,6 +2064,7 @@
       </w:tblGrid>
       <w:tr>
         <w:trPr>
+          <w:cantSplit/>
           <w:tblHeader/>
         </w:trPr>
         <w:tc>
@@ -2149,6 +2131,9 @@
         </w:tc>
       </w:tr>
       <w:tr>
+        <w:trPr>
+          <w:cantSplit/>
+        </w:trPr>
         <w:tc>
           <w:tcPr>
             <w:tcW w:type="dxa" w:w="3200"/>
@@ -2215,6 +2200,9 @@
         </w:tc>
       </w:tr>
       <w:tr>
+        <w:trPr>
+          <w:cantSplit/>
+        </w:trPr>
         <w:tc>
           <w:tcPr>
             <w:tcW w:type="dxa" w:w="3200"/>
@@ -2281,6 +2269,9 @@
         </w:tc>
       </w:tr>
       <w:tr>
+        <w:trPr>
+          <w:cantSplit/>
+        </w:trPr>
         <w:tc>
           <w:tcPr>
             <w:tcW w:type="dxa" w:w="3200"/>
@@ -2368,6 +2359,9 @@
         <w:gridCol w:w="9360"/>
       </w:tblGrid>
       <w:tr>
+        <w:trPr>
+          <w:cantSplit/>
+        </w:trPr>
         <w:tc>
           <w:tcPr>
             <w:tcW w:type="dxa" w:w="9360"/>
@@ -2478,17 +2472,9 @@
     </w:tbl>
     <w:p>
       <w:pPr>
-        <w:spacing w:after="100" w:before="220"/>
+        <w:pStyle w:val="Heading2"/>
       </w:pPr>
       <w:r>
-        <w:rPr>
-          <w:rFonts w:ascii="Aptos" w:cs="Aptos" w:eastAsia="Aptos" w:hAnsi="Aptos"/>
-          <w:b/>
-          <w:bCs/>
-          <w:color w:val="1B3A5C"/>
-          <w:sz w:val="26"/>
-          <w:szCs w:val="26"/>
-        </w:rPr>
         <w:t xml:space="preserve">Sign-off</w:t>
       </w:r>
     </w:p>
@@ -2512,6 +2498,7 @@
       </w:tblGrid>
       <w:tr>
         <w:trPr>
+          <w:cantSplit/>
           <w:tblHeader/>
         </w:trPr>
         <w:tc>
@@ -2640,6 +2627,9 @@
         </w:tc>
       </w:tr>
       <w:tr>
+        <w:trPr>
+          <w:cantSplit/>
+        </w:trPr>
         <w:tc>
           <w:tcPr>
             <w:tcW w:type="dxa" w:w="3000"/>
@@ -2770,6 +2760,9 @@
         </w:tc>
       </w:tr>
       <w:tr>
+        <w:trPr>
+          <w:cantSplit/>
+        </w:trPr>
         <w:tc>
           <w:tcPr>
             <w:tcW w:type="dxa" w:w="3000"/>
@@ -2902,17 +2895,9 @@
     </w:tbl>
     <w:p>
       <w:pPr>
-        <w:spacing w:after="100" w:before="220"/>
+        <w:pStyle w:val="Heading2"/>
       </w:pPr>
       <w:r>
-        <w:rPr>
-          <w:rFonts w:ascii="Aptos" w:cs="Aptos" w:eastAsia="Aptos" w:hAnsi="Aptos"/>
-          <w:b/>
-          <w:bCs/>
-          <w:color w:val="1B3A5C"/>
-          <w:sz w:val="26"/>
-          <w:szCs w:val="26"/>
-        </w:rPr>
         <w:t xml:space="preserve">Revision History</w:t>
       </w:r>
     </w:p>
@@ -2936,6 +2921,7 @@
       </w:tblGrid>
       <w:tr>
         <w:trPr>
+          <w:cantSplit/>
           <w:tblHeader/>
         </w:trPr>
         <w:tc>
@@ -3064,6 +3050,9 @@
         </w:tc>
       </w:tr>
       <w:tr>
+        <w:trPr>
+          <w:cantSplit/>
+        </w:trPr>
         <w:tc>
           <w:tcPr>
             <w:tcW w:type="dxa" w:w="1300"/>
@@ -3215,6 +3204,9 @@
         <w:gridCol w:w="9360"/>
       </w:tblGrid>
       <w:tr>
+        <w:trPr>
+          <w:cantSplit/>
+        </w:trPr>
         <w:tc>
           <w:tcPr>
             <w:tcW w:type="dxa" w:w="9360"/>
@@ -3263,12 +3255,13 @@
                 <w:sz w:val="24"/>
                 <w:szCs w:val="24"/>
               </w:rPr>
-              <w:t xml:space="preserve">Two sections were added to the Report/Assessment shell per the approved batch review: Methodology (the Scoping Notes require method to be stated) and Threats and Failure Modes Considered (the analytic step the generic findings table does not capture). The single Severity column was replaced with three-axis impact scoring (Service / Data / Life safety) per Scoping Notes. The shell's Remediation Tracking section was replaced with Prioritization and Handoff so the Risk / Finding Register (POA&amp;M) stays the single tracker (CLAUDE.md §14). This report depends on the Risk Assessment Procedure (A-172) and feeds the Risk Register (A-009). NENA citations map to §4.2.1 (documented, retained security assessment), §4.3 with §4.3.1 / §4.3.2 (risk process, threat vectors, threat protection and mitigation), and §5.2 (assessment methods and cadence).</w:t>
+              <w:t>Two sections were added to the Report/Assessment shell per the approved batch review: Methodology (the Scoping Notes require method to be stated) and Threats and Failure Modes Considered (the analytic step the generic findings table does not capture). The single Severity column was replaced with three-axis impact scoring (Service / Data / Life safety) per Scoping Notes. The shell's Remediation Tracking section was replaced with Prioritization and Handoff so the Risk / Finding Register (POA&amp;M) stays the single tracker (CLAUDE.md §14). This report depends on the Risk Assessment Procedure and feeds the Risk Register. NENA citations map to §4.2.1 (documented, retained security assessment), §4.3 with §4.3.1 / §4.3.2 (risk process, threat vectors, threat protection and mitigation), and §5.2 (assessment methods and cadence).</w:t>
             </w:r>
           </w:p>
         </w:tc>
       </w:tr>
     </w:tbl>
+    <w:p/>
     <w:sectPr>
       <w:headerReference w:type="default" r:id="rId7"/>
       <w:footerReference w:type="default" r:id="rId8"/>
@@ -3279,10 +3272,6 @@
     </w:sectPr>
   </w:body>
 </w:document>
-</file>
-
-<file path=word/comments.xml><?xml version="1.0" encoding="utf-8"?>
-<w:comments xmlns:cx="http://schemas.microsoft.com/office/drawing/2014/chartex" xmlns:cx1="http://schemas.microsoft.com/office/drawing/2015/9/8/chartex" xmlns:cx2="http://schemas.microsoft.com/office/drawing/2015/10/21/chartex" xmlns:cx3="http://schemas.microsoft.com/office/drawing/2016/5/9/chartex" xmlns:cx4="http://schemas.microsoft.com/office/drawing/2016/5/10/chartex" xmlns:cx5="http://schemas.microsoft.com/office/drawing/2016/5/11/chartex" xmlns:cx6="http://schemas.microsoft.com/office/drawing/2016/5/12/chartex" xmlns:cx7="http://schemas.microsoft.com/office/drawing/2016/5/13/chartex" xmlns:cx8="http://schemas.microsoft.com/office/drawing/2016/5/14/chartex" xmlns:mc="http://schemas.openxmlformats.org/markup-compatibility/2006" xmlns:aink="http://schemas.microsoft.com/office/drawing/2016/ink" xmlns:am3d="http://schemas.microsoft.com/office/drawing/2017/model3d" xmlns:o="urn:schemas-microsoft-com:office:office" xmlns:r="http://schemas.openxmlformats.org/officeDocument/2006/relationships" xmlns:m="http://schemas.openxmlformats.org/officeDocument/2006/math" xmlns:v="urn:schemas-microsoft-com:vml" xmlns:wp14="http://schemas.microsoft.com/office/word/2010/wordprocessingDrawing" xmlns:wp="http://schemas.openxmlformats.org/drawingml/2006/wordprocessingDrawing" xmlns:w10="urn:schemas-microsoft-com:office:word" xmlns:w="http://schemas.openxmlformats.org/wordprocessingml/2006/main" xmlns:w14="http://schemas.microsoft.com/office/word/2010/wordml" xmlns:w15="http://schemas.microsoft.com/office/word/2012/wordml" xmlns:w16cex="http://schemas.microsoft.com/office/word/2018/wordml/cex" xmlns:w16cid="http://schemas.microsoft.com/office/word/2016/wordml/cid" xmlns:w16="http://schemas.microsoft.com/office/word/2018/wordml" xmlns:w16sdtdh="http://schemas.microsoft.com/office/word/2020/wordml/sdtdatahash" xmlns:w16se="http://schemas.microsoft.com/office/word/2015/wordml/symex" xmlns:wpg="http://schemas.microsoft.com/office/word/2010/wordprocessingGroup" xmlns:wpi="http://schemas.microsoft.com/office/word/2010/wordprocessingInk" xmlns:wne="http://schemas.microsoft.com/office/word/2006/wordml" xmlns:wps="http://schemas.microsoft.com/office/word/2010/wordprocessingShape"/>
 </file>
 
 <file path=word/endnotes.xml><?xml version="1.0" encoding="utf-8"?>
@@ -3554,8 +3543,17 @@
     <w:basedOn w:val="Normal"/>
     <w:next w:val="Normal"/>
     <w:qFormat/>
+    <w:pPr>
+      <w:keepNext/>
+      <w:keepLines/>
+      <w:spacing w:after="160" w:before="240"/>
+      <w:outlineLvl w:val="0"/>
+    </w:pPr>
     <w:rPr>
-      <w:color w:val="2E74B5"/>
+      <w:rFonts w:ascii="Aptos" w:cs="Aptos" w:eastAsia="Aptos" w:hAnsi="Aptos"/>
+      <w:b/>
+      <w:bCs/>
+      <w:color w:val="1B3A5C"/>
       <w:sz w:val="32"/>
       <w:szCs w:val="32"/>
     </w:rPr>
@@ -3565,8 +3563,17 @@
     <w:basedOn w:val="Normal"/>
     <w:next w:val="Normal"/>
     <w:qFormat/>
+    <w:pPr>
+      <w:keepNext/>
+      <w:keepLines/>
+      <w:spacing w:after="100" w:before="220"/>
+      <w:outlineLvl w:val="1"/>
+    </w:pPr>
     <w:rPr>
-      <w:color w:val="2E74B5"/>
+      <w:rFonts w:ascii="Aptos" w:cs="Aptos" w:eastAsia="Aptos" w:hAnsi="Aptos"/>
+      <w:b/>
+      <w:bCs/>
+      <w:color w:val="1B3A5C"/>
       <w:sz w:val="26"/>
       <w:szCs w:val="26"/>
     </w:rPr>
@@ -3576,10 +3583,19 @@
     <w:basedOn w:val="Normal"/>
     <w:next w:val="Normal"/>
     <w:qFormat/>
+    <w:pPr>
+      <w:keepNext/>
+      <w:keepLines/>
+      <w:spacing w:after="100" w:before="220"/>
+      <w:outlineLvl w:val="2"/>
+    </w:pPr>
     <w:rPr>
-      <w:color w:val="1F4D78"/>
-      <w:sz w:val="24"/>
-      <w:szCs w:val="24"/>
+      <w:rFonts w:ascii="Aptos" w:cs="Aptos" w:eastAsia="Aptos" w:hAnsi="Aptos"/>
+      <w:b/>
+      <w:bCs/>
+      <w:color w:val="1B3A5C"/>
+      <w:sz w:val="26"/>
+      <w:szCs w:val="26"/>
     </w:rPr>
   </w:style>
   <w:style w:type="paragraph" w:styleId="Heading4">
@@ -3587,10 +3603,19 @@
     <w:basedOn w:val="Normal"/>
     <w:next w:val="Normal"/>
     <w:qFormat/>
+    <w:pPr>
+      <w:keepNext/>
+      <w:keepLines/>
+      <w:spacing w:after="100" w:before="220"/>
+      <w:outlineLvl w:val="3"/>
+    </w:pPr>
     <w:rPr>
-      <w:i/>
-      <w:iCs/>
-      <w:color w:val="2E74B5"/>
+      <w:rFonts w:ascii="Aptos" w:cs="Aptos" w:eastAsia="Aptos" w:hAnsi="Aptos"/>
+      <w:b/>
+      <w:bCs/>
+      <w:color w:val="1B3A5C"/>
+      <w:sz w:val="24"/>
+      <w:szCs w:val="24"/>
     </w:rPr>
   </w:style>
   <w:style w:type="paragraph" w:styleId="Heading5">
@@ -3598,8 +3623,19 @@
     <w:basedOn w:val="Normal"/>
     <w:next w:val="Normal"/>
     <w:qFormat/>
+    <w:pPr>
+      <w:keepNext/>
+      <w:keepLines/>
+      <w:spacing w:after="100" w:before="220"/>
+      <w:outlineLvl w:val="4"/>
+    </w:pPr>
     <w:rPr>
-      <w:color w:val="2E74B5"/>
+      <w:rFonts w:ascii="Aptos" w:cs="Aptos" w:eastAsia="Aptos" w:hAnsi="Aptos"/>
+      <w:b/>
+      <w:bCs/>
+      <w:color w:val="1B3A5C"/>
+      <w:sz w:val="24"/>
+      <w:szCs w:val="24"/>
     </w:rPr>
   </w:style>
   <w:style w:type="paragraph" w:styleId="Heading6">
@@ -3607,8 +3643,19 @@
     <w:basedOn w:val="Normal"/>
     <w:next w:val="Normal"/>
     <w:qFormat/>
+    <w:pPr>
+      <w:keepNext/>
+      <w:keepLines/>
+      <w:spacing w:after="100" w:before="220"/>
+      <w:outlineLvl w:val="5"/>
+    </w:pPr>
     <w:rPr>
-      <w:color w:val="1F4D78"/>
+      <w:rFonts w:ascii="Aptos" w:cs="Aptos" w:eastAsia="Aptos" w:hAnsi="Aptos"/>
+      <w:b/>
+      <w:bCs/>
+      <w:color w:val="1B3A5C"/>
+      <w:sz w:val="24"/>
+      <w:szCs w:val="24"/>
     </w:rPr>
   </w:style>
   <w:style w:type="paragraph" w:styleId="Strong">
